--- a/ky/wisdom-stories/candles-conversation.docx
+++ b/ky/wisdom-stories/candles-conversation.docx
@@ -129,7 +129,7 @@
           <w:sz w:val="22"/>
           <w:lang w:val="ky-KG"/>
         </w:rPr>
-        <w:t>Кезек үчүнчү шамга келди. Ал муңдуу үн менен: «Мен — СҮЙҮҮМҮН! Мындан ары күйүүгө күчүм калбады. Адамдар мени унутуп, баркыма жетпей калышты. Атүгүл эң жакындарым да сүйгөндү унутту», — деди.</w:t>
+        <w:t>Кезек үчүнчү шамга келди. Ал муңдуу үн менен: «Мен — СҮЙҮҮМҮН! Мындан ары күйүүгө күчүм калбады. Адамдар мени унутуп, баркым жоголду. Атүгүл эң жакындарым да сүйгөндү унутту», — деди.</w:t>
       </w:r>
     </w:p>
     <w:p>
@@ -201,7 +201,7 @@
           <w:sz w:val="22"/>
           <w:lang w:val="ky-KG"/>
         </w:rPr>
-        <w:t>Бала сүйүнүп, көздөрү жайнай ҮМҮТ шамын колуна алды да, калган шамдарды бирден кайра жандырды.</w:t>
+        <w:t>Бала сүйүнүп, көздөрү жайнап, ҮМҮТ шамын колуна алды да, калган шамдарды бирден кайра жандырды.</w:t>
       </w:r>
     </w:p>
     <w:p>
@@ -225,7 +225,7 @@
           <w:sz w:val="22"/>
           <w:lang w:val="ky-KG"/>
         </w:rPr>
-        <w:t xml:space="preserve">Сабак: </w:t>
+        <w:t>Сабак: Ишеним, берилгендик жана сүйүү өчкөндө аларды кайра жандырган нерсе — үмүт. Үмүттүн жарыгын сактасак, калган баалуулуктар да жанданат.</w:t>
       </w:r>
       <w:r>
         <w:rPr>
@@ -234,7 +234,6 @@
           <w:sz w:val="22"/>
           <w:lang w:val="ky-KG"/>
         </w:rPr>
-        <w:t>Үмүт бар жерде өчкөн ишенимди да, сүйүүнү да кайра жандырууга болот. Үмүтүңдү өчүрбө.</w:t>
       </w:r>
     </w:p>
     <w:p>
@@ -254,7 +253,7 @@
           <w:sz w:val="18"/>
           <w:lang w:val="ky-KG"/>
         </w:rPr>
-        <w:t>Окуя ачык интернет булактарынан алынды.</w:t>
+        <w:t>Аңгемелер ачык интернет булактарынан алынган, иллюстрациялар болсо ЖИ менен түзүлгөн.</w:t>
       </w:r>
     </w:p>
     <w:sectPr>

--- a/ky/wisdom-stories/candles-conversation.docx
+++ b/ky/wisdom-stories/candles-conversation.docx
@@ -3,259 +3,111 @@
 <w:document xmlns:wpc="http://schemas.microsoft.com/office/word/2010/wordprocessingCanvas" xmlns:cx="http://schemas.microsoft.com/office/drawing/2014/chartex" xmlns:cx1="http://schemas.microsoft.com/office/drawing/2015/9/8/chartex" xmlns:cx2="http://schemas.microsoft.com/office/drawing/2015/10/21/chartex" xmlns:cx3="http://schemas.microsoft.com/office/drawing/2016/5/9/chartex" xmlns:cx4="http://schemas.microsoft.com/office/drawing/2016/5/10/chartex" xmlns:cx5="http://schemas.microsoft.com/office/drawing/2016/5/11/chartex" xmlns:cx6="http://schemas.microsoft.com/office/drawing/2016/5/12/chartex" xmlns:cx7="http://schemas.microsoft.com/office/drawing/2016/5/13/chartex" xmlns:cx8="http://schemas.microsoft.com/office/drawing/2016/5/14/chartex" xmlns:mc="http://schemas.openxmlformats.org/markup-compatibility/2006" xmlns:aink="http://schemas.microsoft.com/office/drawing/2016/ink" xmlns:am3d="http://schemas.microsoft.com/office/drawing/2017/model3d" xmlns:o="urn:schemas-microsoft-com:office:office" xmlns:oel="http://schemas.microsoft.com/office/2019/extlst" xmlns:r="http://schemas.openxmlformats.org/officeDocument/2006/relationships" xmlns:m="http://schemas.openxmlformats.org/officeDocument/2006/math" xmlns:v="urn:schemas-microsoft-com:vml" xmlns:wp14="http://schemas.microsoft.com/office/word/2010/wordprocessingDrawing" xmlns:wp="http://schemas.openxmlformats.org/drawingml/2006/wordprocessingDrawing" xmlns:w10="urn:schemas-microsoft-com:office:word" xmlns:w="http://schemas.openxmlformats.org/wordprocessingml/2006/main" xmlns:w14="http://schemas.microsoft.com/office/word/2010/wordml" xmlns:w15="http://schemas.microsoft.com/office/word/2012/wordml" xmlns:w16cex="http://schemas.microsoft.com/office/word/2018/wordml/cex" xmlns:w16cid="http://schemas.microsoft.com/office/word/2016/wordml/cid" xmlns:w16="http://schemas.microsoft.com/office/word/2018/wordml" xmlns:w16du="http://schemas.microsoft.com/office/word/2023/wordml/word16du" xmlns:w16sdtdh="http://schemas.microsoft.com/office/word/2020/wordml/sdtdatahash" xmlns:w16sdtfl="http://schemas.microsoft.com/office/word/2024/wordml/sdtformatlock" xmlns:w16se="http://schemas.microsoft.com/office/word/2015/wordml/symex" xmlns:wpg="http://schemas.microsoft.com/office/word/2010/wordprocessingGroup" xmlns:wpi="http://schemas.microsoft.com/office/word/2010/wordprocessingInk" xmlns:wne="http://schemas.microsoft.com/office/word/2006/wordml" xmlns:wps="http://schemas.microsoft.com/office/word/2010/wordprocessingShape" mc:Ignorable="w14 w15 w16se w16cid w16 w16cex w16sdtdh w16sdtfl w16du wp14">
   <w:body>
     <w:p>
-      <w:pPr>
-        <w:pStyle w:val="Title"/>
-        <w:keepNext/>
-        <w:keepLines w:val="0"/>
-        <w:pageBreakBefore w:val="0"/>
-        <w:widowControl/>
-        <w:spacing w:line="269" w:lineRule="auto" w:after="180" w:before="0"/>
-      </w:pPr>
-      <w:bookmarkStart w:id="10021" w:name="Story_22"/>
       <w:r>
         <w:rPr>
-          <w:rFonts w:ascii="Arial" w:hAnsi="Arial"/>
           <w:b/>
-          <w:color w:val="000000"/>
-          <w:sz w:val="34"/>
-          <w:lang w:val="ky-KG"/>
+          <w:bCs/>
         </w:rPr>
         <w:t>Шамдардын маеги</w:t>
       </w:r>
-      <w:bookmarkEnd w:id="10021"/>
-    </w:p>
-    <w:p>
-      <w:pPr>
-        <w:keepNext w:val="0"/>
-        <w:keepLines w:val="0"/>
-        <w:pageBreakBefore w:val="0"/>
-        <w:widowControl/>
-        <w:spacing w:line="269" w:lineRule="auto" w:after="120" w:before="0"/>
-      </w:pPr>
+    </w:p>
+    <w:p>
+      <w:r>
+        <w:t>Бир бөлмөдө төрт шам акырын күйүп турду. Айлана ушунчалык тынч болгондуктан, алардын шыбыры да угулуп жатты.</w:t>
+      </w:r>
+    </w:p>
+    <w:p>
+      <w:r>
+        <w:t>Биринчи шам сөз баштады:</w:t>
+      </w:r>
+    </w:p>
+    <w:p>
+      <w:r>
+        <w:t>— Мен Ишениммин. Адамдар мени сактабаса, жарыгым азаят. Эми өчкөнү турам.</w:t>
+      </w:r>
+    </w:p>
+    <w:p>
+      <w:r>
+        <w:t>Анын жалыны улам кичирейип, акыры өчүп калды.</w:t>
+      </w:r>
+    </w:p>
+    <w:p>
+      <w:r>
+        <w:t>Экинчи шам мындай деди:</w:t>
+      </w:r>
+    </w:p>
+    <w:p>
+      <w:r>
+        <w:t>— Мен Берилгендикмин. Адамдар берген убадасын унутуп, бири-биринен жүз бурганда, мен да алдан таям. Күйүп турууга күчүм калбай баратат.</w:t>
+      </w:r>
+    </w:p>
+    <w:p>
+      <w:r>
+        <w:t>Ошол маалда акырын соккон жел анын да жалынын өчүрдү.</w:t>
+      </w:r>
+    </w:p>
+    <w:p>
+      <w:r>
+        <w:t>Үчүнчү шам муңайып сүйлөдү:</w:t>
+      </w:r>
+    </w:p>
+    <w:p>
+      <w:r>
+        <w:t>— Мен Сүйүүмүн. Адамдар бири-бирине убакыт бөлбөй, камкордук көрсөтпөй калганда, менин да жарыгым азаят. Кээде эң жакын адамдар да бири-бирине сүйүүсүн билдирүүнү унутушат.</w:t>
+      </w:r>
+    </w:p>
+    <w:p>
+      <w:r>
+        <w:t>Сөзүн бүтөрү менен анын жалыны да бүлбүлдөп барып өчтү.</w:t>
+      </w:r>
+    </w:p>
+    <w:p>
+      <w:r>
+        <w:t>Ошол учурда бөлмөгө бир бала кирди. Үч шамдын өчүп калганын көрүп, көзүнө жаш алды:</w:t>
+      </w:r>
+    </w:p>
+    <w:p>
+      <w:r>
+        <w:t>— Силер жарык берип турушуңар керек эле го… Эмнеге өчүп калдыңар?</w:t>
+      </w:r>
+    </w:p>
+    <w:p>
+      <w:r>
+        <w:t>Ошондо төртүнчү шам сүйлөдү:</w:t>
+      </w:r>
+    </w:p>
+    <w:p>
+      <w:r>
+        <w:t>— Коркпо. Мен күйүп турганда, калган шамдарды кайра жандыра алабыз. Мен Үмүтмүн.</w:t>
+      </w:r>
+    </w:p>
+    <w:p>
+      <w:r>
+        <w:t>Бала көз жашын сүрттү. Күйүп турган шамды этияттык менен колуна алып, калган шамдарды бирден жандырды. Бөлмө кайрадан жарыкка толду.</w:t>
+      </w:r>
+    </w:p>
+    <w:p>
       <w:r>
         <w:rPr>
-          <w:rFonts w:ascii="Arial" w:eastAsia="Arial" w:hAnsi="Arial"/>
-          <w:color w:val="000000"/>
-          <w:sz w:val="22"/>
-          <w:lang w:val="ky-KG"/>
+          <w:b/>
+          <w:bCs/>
         </w:rPr>
-        <w:t>Бир бөлмөдө төрт шам үлбүрөп күйүп турган. Айлана ушунчалык тынч болгондуктан, шамдардын өз ара сүйлөшкөнү угулуп турду.</w:t>
-      </w:r>
-    </w:p>
-    <w:p>
-      <w:pPr>
-        <w:keepNext w:val="0"/>
-        <w:keepLines w:val="0"/>
-        <w:pageBreakBefore w:val="0"/>
-        <w:widowControl/>
-        <w:spacing w:line="269" w:lineRule="auto" w:after="120" w:before="0"/>
-      </w:pPr>
+        <w:t>Сабак:</w:t>
+      </w:r>
+      <w:r>
+        <w:t xml:space="preserve"> Үмүт ишенимди, берилгендикти жана сүйүүнү кайра жандандырууга күч берет. Ичибиздеги ошол жарыкты сактап, аракет кылсак, биротоло өчтү деген көп нерсени кайра жандыра алабыз.</w:t>
+      </w:r>
+    </w:p>
+    <w:p>
       <w:r>
         <w:rPr>
-          <w:rFonts w:ascii="Arial" w:hAnsi="Arial"/>
-          <w:color w:val="000000"/>
-          <w:sz w:val="22"/>
-          <w:lang w:val="ky-KG"/>
+          <w:i/>
+          <w:iCs/>
         </w:rPr>
-        <w:t>Биринчи шам: «Мен — ИШЕНИММИН! Бирок жарыгымды сактоого эч ким аракет кылбайт. Жакында өчөм окшойт», — деди.</w:t>
-      </w:r>
-    </w:p>
-    <w:p>
-      <w:pPr>
-        <w:keepNext w:val="0"/>
-        <w:keepLines w:val="0"/>
-        <w:pageBreakBefore w:val="0"/>
-        <w:widowControl/>
-        <w:spacing w:line="269" w:lineRule="auto" w:after="120" w:before="0"/>
-      </w:pPr>
-      <w:r>
-        <w:rPr>
-          <w:rFonts w:ascii="Arial" w:eastAsia="Arial" w:hAnsi="Arial"/>
-          <w:color w:val="000000"/>
-          <w:sz w:val="22"/>
-          <w:lang w:val="ky-KG"/>
-        </w:rPr>
-        <w:t>Так ошондой болду. Анын жалыны бат эле басаңдап, акыры ИШЕНИМ толук өчтү.</w:t>
-      </w:r>
-    </w:p>
-    <w:p>
-      <w:pPr>
-        <w:keepNext w:val="0"/>
-        <w:keepLines w:val="0"/>
-        <w:pageBreakBefore w:val="0"/>
-        <w:widowControl/>
-        <w:spacing w:line="269" w:lineRule="auto" w:after="120" w:before="0"/>
-      </w:pPr>
-      <w:r>
-        <w:rPr>
-          <w:rFonts w:ascii="Arial" w:eastAsia="Arial" w:hAnsi="Arial"/>
-          <w:color w:val="000000"/>
-          <w:sz w:val="22"/>
-          <w:lang w:val="ky-KG"/>
-        </w:rPr>
-        <w:t>Экинчи шам: «Мен — БЕРИЛГЕНДИКМИН! Тилекке каршы, эми эч кимге керегим жок. Ошондуктан мындан ары күйүп туруумдун да мааниси калбады», — деди.</w:t>
-      </w:r>
-    </w:p>
-    <w:p>
-      <w:pPr>
-        <w:keepNext w:val="0"/>
-        <w:keepLines w:val="0"/>
-        <w:pageBreakBefore w:val="0"/>
-        <w:widowControl/>
-        <w:spacing w:line="269" w:lineRule="auto" w:after="120" w:before="0"/>
-      </w:pPr>
-      <w:r>
-        <w:rPr>
-          <w:rFonts w:ascii="Arial" w:eastAsia="Arial" w:hAnsi="Arial"/>
-          <w:color w:val="000000"/>
-          <w:sz w:val="22"/>
-          <w:lang w:val="ky-KG"/>
-        </w:rPr>
-        <w:t>Ал сөзүн бүтөрү менен акырын соккон жел БЕРИЛГЕНДИКТИ да таптакыр өчүрдү.</w:t>
-      </w:r>
-    </w:p>
-    <w:p>
-      <w:pPr>
-        <w:keepNext w:val="0"/>
-        <w:keepLines w:val="0"/>
-        <w:pageBreakBefore w:val="0"/>
-        <w:widowControl/>
-        <w:spacing w:line="269" w:lineRule="auto" w:after="120" w:before="0"/>
-      </w:pPr>
-      <w:r>
-        <w:rPr>
-          <w:rFonts w:ascii="Arial" w:hAnsi="Arial"/>
-          <w:color w:val="000000"/>
-          <w:sz w:val="22"/>
-          <w:lang w:val="ky-KG"/>
-        </w:rPr>
-        <w:t>Кезек үчүнчү шамга келди. Ал муңдуу үн менен: «Мен — СҮЙҮҮМҮН! Мындан ары күйүүгө күчүм калбады. Адамдар мени унутуп, баркым жоголду. Атүгүл эң жакындарым да сүйгөндү унутту», — деди.</w:t>
-      </w:r>
-    </w:p>
-    <w:p>
-      <w:pPr>
-        <w:keepNext w:val="0"/>
-        <w:keepLines w:val="0"/>
-        <w:pageBreakBefore w:val="0"/>
-        <w:widowControl/>
-        <w:spacing w:line="269" w:lineRule="auto" w:after="120" w:before="0"/>
-      </w:pPr>
-      <w:r>
-        <w:rPr>
-          <w:rFonts w:ascii="Arial" w:eastAsia="Arial" w:hAnsi="Arial"/>
-          <w:color w:val="000000"/>
-          <w:sz w:val="22"/>
-          <w:lang w:val="ky-KG"/>
-        </w:rPr>
-        <w:t>СҮЙҮҮ да чыдай албай, өчүп калды.</w:t>
-      </w:r>
-    </w:p>
-    <w:p>
-      <w:pPr>
-        <w:keepNext w:val="0"/>
-        <w:keepLines w:val="0"/>
-        <w:pageBreakBefore w:val="0"/>
-        <w:widowControl/>
-        <w:spacing w:line="269" w:lineRule="auto" w:after="120" w:before="0"/>
-      </w:pPr>
-      <w:r>
-        <w:rPr>
-          <w:rFonts w:ascii="Arial" w:eastAsia="Arial" w:hAnsi="Arial"/>
-          <w:color w:val="000000"/>
-          <w:sz w:val="22"/>
-          <w:lang w:val="ky-KG"/>
-        </w:rPr>
-        <w:t>Ошол учурда бөлмөгө бир бала кирип, үч шамдын тең күйбөй калганын көрдү. «Эмнеге күйбөй калдыңар? Силер түбөлүк күйүп турушуңар керек эмес беле?» — деп ыйлай баштады.</w:t>
-      </w:r>
-    </w:p>
-    <w:p>
-      <w:pPr>
-        <w:keepNext w:val="0"/>
-        <w:keepLines w:val="0"/>
-        <w:pageBreakBefore w:val="0"/>
-        <w:widowControl/>
-        <w:spacing w:line="269" w:lineRule="auto" w:after="120" w:before="0"/>
-      </w:pPr>
-      <w:r>
-        <w:rPr>
-          <w:rFonts w:ascii="Arial" w:eastAsia="Arial" w:hAnsi="Arial"/>
-          <w:color w:val="000000"/>
-          <w:sz w:val="22"/>
-          <w:lang w:val="ky-KG"/>
-        </w:rPr>
-        <w:t>Ошондо төртүнчү шам сүйлөдү: «Коркпо, мен күйүп турганда башка шамдарды кайра жандыра алабыз. Мен — ҮМҮТМҮН!»</w:t>
-      </w:r>
-    </w:p>
-    <w:p>
-      <w:pPr>
-        <w:keepNext/>
-        <w:keepLines w:val="0"/>
-        <w:pageBreakBefore w:val="0"/>
-        <w:widowControl/>
-        <w:spacing w:line="269" w:lineRule="auto" w:after="120" w:before="0"/>
-      </w:pPr>
-      <w:r>
-        <w:rPr>
-          <w:rFonts w:ascii="Arial" w:eastAsia="Arial" w:hAnsi="Arial"/>
-          <w:color w:val="000000"/>
-          <w:sz w:val="22"/>
-          <w:lang w:val="ky-KG"/>
-        </w:rPr>
-        <w:t>Бала сүйүнүп, көздөрү жайнап, ҮМҮТ шамын колуна алды да, калган шамдарды бирден кайра жандырды.</w:t>
-      </w:r>
-    </w:p>
-    <w:p>
-      <w:pPr>
-        <w:pStyle w:val="Moral"/>
-        <w:keepNext/>
-        <w:keepLines/>
-        <w:pageBreakBefore w:val="0"/>
-        <w:widowControl/>
-        <w:spacing w:before="120" w:after="120" w:line="269" w:lineRule="auto"/>
-        <w:ind w:left="240" w:right="240"/>
-        <w:rPr>
-          <w:lang/>
-        </w:rPr>
-      </w:pPr>
-      <w:r>
-        <w:rPr>
-          <w:rFonts w:ascii="Arial" w:hAnsi="Arial"/>
-          <w:b/>
-          <w:color w:val="000000"/>
-          <w:sz w:val="22"/>
-          <w:lang w:val="ky-KG"/>
-        </w:rPr>
-        <w:t>Сабак: Ишеним, берилгендик жана сүйүү өчкөндө аларды кайра жандырган нерсе — үмүт. Үмүттүн жарыгын сактасак, калган баалуулуктар да жанданат.</w:t>
-      </w:r>
-      <w:r>
-        <w:rPr>
-          <w:rFonts w:ascii="Arial" w:hAnsi="Arial"/>
-          <w:color w:val="000000"/>
-          <w:sz w:val="22"/>
-          <w:lang w:val="ky-KG"/>
-        </w:rPr>
-      </w:r>
-    </w:p>
-    <w:p>
-      <w:pPr>
-        <w:keepNext w:val="0"/>
-        <w:keepLines w:val="0"/>
-        <w:pageBreakBefore w:val="0"/>
-        <w:widowControl/>
-        <w:spacing w:before="0" w:after="160" w:line="269" w:lineRule="auto"/>
-        <w:jc w:val="right"/>
-      </w:pPr>
-      <w:r>
-        <w:rPr>
-          <w:rFonts w:ascii="Arial" w:eastAsia="Arial" w:hAnsi="Arial" w:cs="Arial"/>
-          <w:i/>
-          <w:color w:val="000000"/>
-          <w:sz w:val="18"/>
-          <w:lang w:val="ky-KG"/>
-        </w:rPr>
-        <w:t>Аңгемелер ачык интернет булактарынан алынган, иллюстрациялар болсо ЖИ менен түзүлгөн.</w:t>
-      </w:r>
-    </w:p>
+        <w:t>Аңгемелер интернеттен чогултулуп, жасалма интеллекттин жардамы менен иштелип чыккан. Бардык сүрөттөр жасалма интеллект аркылуу түзүлгөн.</w:t>
+      </w:r>
+    </w:p>
+    <w:p/>
     <w:sectPr>
       <w:headerReference w:type="even" r:id="rId7"/>
       <w:headerReference w:type="default" r:id="rId8"/>
@@ -1086,7 +938,6 @@
     </w:pPr>
     <w:rPr>
       <w:rFonts w:asciiTheme="majorHAnsi" w:eastAsiaTheme="majorEastAsia" w:hAnsiTheme="majorHAnsi" w:cstheme="majorBidi"/>
-      <w:color w:val="000000"/>
       <w:sz w:val="40"/>
       <w:szCs w:val="40"/>
     </w:rPr>
@@ -1108,7 +959,6 @@
     </w:pPr>
     <w:rPr>
       <w:rFonts w:asciiTheme="majorHAnsi" w:eastAsiaTheme="majorEastAsia" w:hAnsiTheme="majorHAnsi" w:cstheme="majorBidi"/>
-      <w:color w:val="000000"/>
       <w:sz w:val="32"/>
       <w:szCs w:val="32"/>
     </w:rPr>
@@ -1131,7 +981,6 @@
     </w:pPr>
     <w:rPr>
       <w:rFonts w:eastAsiaTheme="majorEastAsia" w:cstheme="majorBidi"/>
-      <w:color w:val="000000"/>
       <w:sz w:val="28"/>
       <w:szCs w:val="28"/>
     </w:rPr>
@@ -1156,7 +1005,6 @@
       <w:rFonts w:eastAsiaTheme="majorEastAsia" w:cstheme="majorBidi"/>
       <w:i/>
       <w:iCs/>
-      <w:color w:val="000000"/>
     </w:rPr>
   </w:style>
   <w:style w:type="paragraph" w:styleId="Heading5">
@@ -1177,7 +1025,6 @@
     </w:pPr>
     <w:rPr>
       <w:rFonts w:eastAsiaTheme="majorEastAsia" w:cstheme="majorBidi"/>
-      <w:color w:val="000000"/>
     </w:rPr>
   </w:style>
   <w:style w:type="paragraph" w:styleId="Heading6">
@@ -1200,7 +1047,6 @@
       <w:rFonts w:eastAsiaTheme="majorEastAsia" w:cstheme="majorBidi"/>
       <w:i/>
       <w:iCs/>
-      <w:color w:val="000000"/>
     </w:rPr>
   </w:style>
   <w:style w:type="paragraph" w:styleId="Heading7">
@@ -1221,7 +1067,6 @@
     </w:pPr>
     <w:rPr>
       <w:rFonts w:eastAsiaTheme="majorEastAsia" w:cstheme="majorBidi"/>
-      <w:color w:val="000000"/>
     </w:rPr>
   </w:style>
   <w:style w:type="paragraph" w:styleId="Heading8">
@@ -1244,7 +1089,6 @@
       <w:rFonts w:eastAsiaTheme="majorEastAsia" w:cstheme="majorBidi"/>
       <w:i/>
       <w:iCs/>
-      <w:color w:val="000000"/>
     </w:rPr>
   </w:style>
   <w:style w:type="paragraph" w:styleId="Heading9">
@@ -1265,13 +1109,11 @@
     </w:pPr>
     <w:rPr>
       <w:rFonts w:eastAsiaTheme="majorEastAsia" w:cstheme="majorBidi"/>
-      <w:color w:val="000000"/>
     </w:rPr>
   </w:style>
   <w:style w:type="character" w:default="1" w:styleId="DefaultParagraphFont">
     <w:name w:val="Default Paragraph Font"/>
     <w:uiPriority w:val="1"/>
-    <w:semiHidden/>
     <w:unhideWhenUsed/>
   </w:style>
   <w:style w:type="table" w:default="1" w:styleId="TableNormal">
@@ -1427,7 +1269,6 @@
     </w:pPr>
     <w:rPr>
       <w:rFonts w:asciiTheme="majorHAnsi" w:eastAsiaTheme="majorEastAsia" w:hAnsiTheme="majorHAnsi" w:cstheme="majorBidi"/>
-      <w:color w:val="000000"/>
       <w:spacing w:val="-10"/>
       <w:kern w:val="28"/>
       <w:sz w:val="56"/>
@@ -1463,7 +1304,6 @@
     </w:pPr>
     <w:rPr>
       <w:rFonts w:eastAsiaTheme="majorEastAsia" w:cstheme="majorBidi"/>
-      <w:color w:val="000000"/>
       <w:spacing w:val="15"/>
       <w:sz w:val="28"/>
       <w:szCs w:val="28"/>
@@ -1498,7 +1338,6 @@
     <w:rPr>
       <w:i/>
       <w:iCs/>
-      <w:color w:val="000000"/>
     </w:rPr>
   </w:style>
   <w:style w:type="character" w:customStyle="1" w:styleId="QuoteChar">
@@ -1523,9 +1362,6 @@
       <w:ind w:left="720"/>
       <w:contextualSpacing/>
     </w:pPr>
-    <w:rPr>
-      <w:color w:val="000000"/>
-    </w:rPr>
   </w:style>
   <w:style w:type="character" w:styleId="IntenseEmphasis">
     <w:name w:val="Intense Emphasis"/>
@@ -1555,7 +1391,6 @@
     <w:rPr>
       <w:i/>
       <w:iCs/>
-      <w:color w:val="000000"/>
     </w:rPr>
   </w:style>
   <w:style w:type="character" w:customStyle="1" w:styleId="IntenseQuoteChar">
@@ -1595,9 +1430,6 @@
     <w:pPr>
       <w:spacing w:after="100"/>
     </w:pPr>
-    <w:rPr>
-      <w:color w:val="000000"/>
-    </w:rPr>
   </w:style>
   <w:style w:type="paragraph" w:customStyle="1" w:styleId="Moral">
     <w:name w:val="Moral"/>
@@ -1609,7 +1441,6 @@
     <w:rPr>
       <w:rFonts w:ascii="Arial" w:eastAsia="Arial" w:hAnsi="Arial"/>
       <w:i/>
-      <w:color w:val="000000"/>
       <w:kern w:val="0"/>
       <w:sz w:val="22"/>
       <w:szCs w:val="22"/>
@@ -1631,9 +1462,6 @@
       </w:tabs>
       <w:spacing w:after="0" w:line="240" w:lineRule="auto"/>
     </w:pPr>
-    <w:rPr>
-      <w:color w:val="000000"/>
-    </w:rPr>
   </w:style>
   <w:style w:type="character" w:customStyle="1" w:styleId="HeaderChar">
     <w:name w:val="Header Char"/>
@@ -1656,9 +1484,6 @@
       </w:tabs>
       <w:spacing w:after="0" w:line="240" w:lineRule="auto"/>
     </w:pPr>
-    <w:rPr>
-      <w:color w:val="000000"/>
-    </w:rPr>
   </w:style>
   <w:style w:type="character" w:customStyle="1" w:styleId="FooterChar">
     <w:name w:val="Footer Char"/>
@@ -1681,7 +1506,6 @@
     </w:pPr>
     <w:rPr>
       <w:rFonts w:eastAsiaTheme="minorEastAsia"/>
-      <w:color w:val="000000"/>
     </w:rPr>
   </w:style>
   <w:style w:type="paragraph" w:styleId="TOC3">
@@ -1698,7 +1522,6 @@
     </w:pPr>
     <w:rPr>
       <w:rFonts w:eastAsiaTheme="minorEastAsia"/>
-      <w:color w:val="000000"/>
     </w:rPr>
   </w:style>
   <w:style w:type="paragraph" w:styleId="TOC4">
@@ -1715,7 +1538,6 @@
     </w:pPr>
     <w:rPr>
       <w:rFonts w:eastAsiaTheme="minorEastAsia"/>
-      <w:color w:val="000000"/>
     </w:rPr>
   </w:style>
   <w:style w:type="paragraph" w:styleId="TOC5">
@@ -1732,7 +1554,6 @@
     </w:pPr>
     <w:rPr>
       <w:rFonts w:eastAsiaTheme="minorEastAsia"/>
-      <w:color w:val="000000"/>
     </w:rPr>
   </w:style>
   <w:style w:type="paragraph" w:styleId="TOC6">
@@ -1749,7 +1570,6 @@
     </w:pPr>
     <w:rPr>
       <w:rFonts w:eastAsiaTheme="minorEastAsia"/>
-      <w:color w:val="000000"/>
     </w:rPr>
   </w:style>
   <w:style w:type="paragraph" w:styleId="TOC7">
@@ -1766,7 +1586,6 @@
     </w:pPr>
     <w:rPr>
       <w:rFonts w:eastAsiaTheme="minorEastAsia"/>
-      <w:color w:val="000000"/>
     </w:rPr>
   </w:style>
   <w:style w:type="paragraph" w:styleId="TOC8">
@@ -1783,7 +1602,6 @@
     </w:pPr>
     <w:rPr>
       <w:rFonts w:eastAsiaTheme="minorEastAsia"/>
-      <w:color w:val="000000"/>
     </w:rPr>
   </w:style>
   <w:style w:type="paragraph" w:styleId="TOC9">
@@ -1800,7 +1618,6 @@
     </w:pPr>
     <w:rPr>
       <w:rFonts w:eastAsiaTheme="minorEastAsia"/>
-      <w:color w:val="000000"/>
     </w:rPr>
   </w:style>
   <w:style w:type="paragraph" w:styleId="TOCHeading">
@@ -1816,7 +1633,6 @@
       <w:outlineLvl w:val="9"/>
     </w:pPr>
     <w:rPr>
-      <w:color w:val="000000"/>
       <w:kern w:val="0"/>
       <w:sz w:val="32"/>
       <w:szCs w:val="32"/>
